--- a/docs/reference-source/Wesnoth_Project_Scope_and_Feature_Set.docx
+++ b/docs/reference-source/Wesnoth_Project_Scope_and_Feature_Set.docx
@@ -146,6 +146,12 @@
       </w:r>
     </w:p>
     <w:p>
+      <w:pPr/>
+      <w:r>
+        <w:t>Sections 4.1 and 4.2 record the initial 2026-09-03 foundation. They are historical implementation evidence, not a live inventory or a limit on later work. The inspected 2026-09-26 baseline is summarized in section 4.3. Mutable completion status must be derived from source and verified evidence, not from this prose snapshot.</w:t>
+      </w:r>
+    </w:p>
+    <w:p>
       <w:pPr>
         <w:pStyle w:val="Heading3"/>
       </w:pPr>
@@ -431,6 +437,20 @@
       </w:pPr>
       <w:r>
         <w:t>preprocessing by the installed Battle for Wesnoth 1.19.27 executable with exit code 0.</w:t>
+      </w:r>
+    </w:p>
+    <w:p>
+      <w:pPr>
+        <w:pStyle w:val="Heading3"/>
+      </w:pPr>
+      <w:r>
+        <w:t>4.3 Later inspected baseline</w:t>
+      </w:r>
+    </w:p>
+    <w:p>
+      <w:pPr/>
+      <w:r>
+        <w:t>At local revision `d356dab1bf61b749669502ec2776fd580640781d`, `_main.cfg` registers two campaigns, `scenarios/` contains 21 scenario CFG files, and `tests/gameplay-contracts.json` contains 47 structural contracts. Campaign III is not registered at that revision. These counts describe repository structure; they do not establish mission completion, runtime behavior, play quality, or release readiness. The remote and installed engine were not freshly checked for this snapshot. The versioned production inventory and evidence described in the autonomous production architecture will supply later current-state views.</w:t>
       </w:r>
     </w:p>
     <w:p>
@@ -1444,38 +1464,61 @@
       </w:r>
     </w:p>
     <w:p>
+      <w:pPr/>
       <w:r>
-        <w:t>Near-term priorities:</w:t>
+        <w:t>The previous infrastructure-first list described the initial 2026-09-03 phase. The current production order is:</w:t>
       </w:r>
     </w:p>
     <w:p>
+      <w:pPr>
+        <w:pStyle w:val="ListNumber"/>
+      </w:pPr>
       <w:r>
-        <w:t>1. Complete GitHub integration and branch-protection workflow.</w:t>
+        <w:t>Adopt the reviewed autonomous production architecture through the controlled reference process without changing runtime authority or credential handling.</w:t>
       </w:r>
     </w:p>
     <w:p>
+      <w:pPr>
+        <w:pStyle w:val="ListNumber"/>
+      </w:pPr>
       <w:r>
-        <w:t>2. Make the project references mandatory for all LLM agents.</w:t>
+        <w:t>Inventory existing campaigns, missions, units, assets, transitions, and contract evidence in versioned production records. Keep unknown readiness explicit.</w:t>
       </w:r>
     </w:p>
     <w:p>
+      <w:pPr>
+        <w:pStyle w:val="ListNumber"/>
+      </w:pPr>
       <w:r>
-        <w:t>3. Add automatic local Wesnoth preprocessing as a deterministic engine gate.</w:t>
+        <w:t>Prove installed-engine behavior and campaign-sequence acceptance on a small existing mission before claiming gameplay readiness from source assertions.</w:t>
       </w:r>
     </w:p>
     <w:p>
+      <w:pPr>
+        <w:pStyle w:val="ListNumber"/>
+      </w:pPr>
       <w:r>
-        <w:t>4. Create ENGINE-002: minimal campaign and first launchable scenario registration.</w:t>
+        <w:t>Add evidence identities and bounded, scalable contract coverage; then use verified product gaps to guide the existing deterministic ticket workflow.</w:t>
       </w:r>
     </w:p>
     <w:p>
+      <w:pPr>
+        <w:pStyle w:val="ListNumber"/>
+      </w:pPr>
       <w:r>
-        <w:t>5. Establish scenario launch validation.</w:t>
+        <w:t>Finish a coherent 3-5 mission production proof, expand it to a 6-8 mission vertical slice, complete Campaign I, and then complete and qualify the trilogy.</w:t>
       </w:r>
     </w:p>
     <w:p>
+      <w:pPr/>
       <w:r>
-        <w:t>6. Build the first vertical slice systems incrementally rather than attempting the entire trilogy at once.</w:t>
+        <w:t>The first delivery checkpoint within that progression is a connected three-mission playable prototype. It requires engine-observed sequence behavior, an exact verified player package, a stable offline launcher, and retained rollback. A reviewed bounded operating charter and unattended qualification are separate requirements before claiming that the owner can leave development running without intervention. Prototype delivery does not establish final art, human play quality, the full production proof, or release readiness. The unattended delivery specification defines these profile-specific gates.</w:t>
+      </w:r>
+    </w:p>
+    <w:p>
+      <w:pPr/>
+      <w:r>
+        <w:t>The detailed sequence and exit criteria are in `docs/AUTONOMOUS_PRODUCTION_PLAN.md`. A scenario file, published ticket, or structural contract alone cannot satisfy a playable milestone.</w:t>
       </w:r>
     </w:p>
     <w:p>

--- a/docs/reference-source/Wesnoth_Project_Scope_and_Feature_Set.docx
+++ b/docs/reference-source/Wesnoth_Project_Scope_and_Feature_Set.docx
@@ -46,7 +46,7 @@
     </w:p>
     <w:p>
       <w:r>
-        <w:t>The project must not copy copyrighted prose, dialogue, art, music, audio, proprietary game assets, or other expressive content from Star Wars books, films, television, games, or licensed products. Story adaptation is limited to broad characters, settings, relationships, and plot concepts as directed by the project owner; all implementation, dialogue, mission scripting, art direction, UI treatment, rules, and supporting material must be original.</w:t>
+        <w:t>The project must not copy copyrighted prose, dialogue, art, music, audio, proprietary game assets, or other expressive content from Star Wars books, films, television, games, or licensed products. Story adaptation is limited to broad characters, settings, relationships, and plot concepts as directed by the project owner; all implementation, dialogue, mission scripting, art direction, UI treatment, rules, and supporting material must be original. Exception (owner direction, 2026-10-13): the sound-effect clips supplied by the project owner (addons/Star_Wars_Thrawn_Trilogy/sounds/sw-*.wav) are included at the owner's direction; no other recorded or copied audio may be added.</w:t>
       </w:r>
     </w:p>
     <w:p>
@@ -1195,7 +1195,7 @@
     </w:p>
     <w:p>
       <w:r>
-        <w:t>Audio direction follows the same original-content rule. No copyrighted score, dialogue, effects, or proprietary audio assets may be copied into the project.</w:t>
+        <w:t>Audio direction follows the same original-content rule. No copyrighted score, dialogue, effects, or proprietary audio assets may be copied into the project. The one exception is the owner-supplied sound-effect clips (addons/Star_Wars_Thrawn_Trilogy/sounds/sw-*.wav), included at the owner's direction on 2026-10-13.</w:t>
       </w:r>
     </w:p>
     <w:p>
